--- a/docs/platform_design.docx
+++ b/docs/platform_design.docx
@@ -415,7 +415,7 @@
           <w:i w:val="false"/>
           <w:iCs w:val="false"/>
         </w:rPr>
-        <w:t xml:space="preserve"> — the probe, its memory map, its protocols.</w:t>
+        <w:t xml:space="preserve">: the probe, its memory map, its protocols.</w:t>
       </w:r>
     </w:p>
     <w:p>
@@ -443,7 +443,7 @@
           <w:i w:val="false"/>
           <w:iCs w:val="false"/>
         </w:rPr>
-        <w:t xml:space="preserve"> — what a scenario is, and the one daemon entry point conformance tests.</w:t>
+        <w:t xml:space="preserve">: what a scenario is, and the one daemon entry point conformance tests.</w:t>
       </w:r>
     </w:p>
     <w:p>
@@ -471,7 +471,7 @@
           <w:i w:val="false"/>
           <w:iCs w:val="false"/>
         </w:rPr>
-        <w:t xml:space="preserve"> — how the daemon reads probe memory. Prescriptive down to the wire.</w:t>
+        <w:t xml:space="preserve">: how the daemon reads probe memory. Prescriptive down to the wire.</w:t>
       </w:r>
     </w:p>
     <w:p>
@@ -521,7 +521,7 @@
           <w:i w:val="false"/>
           <w:iCs w:val="false"/>
         </w:rPr>
-        <w:t xml:space="preserve"> be true without telling you where to start on a Monday morning. Nothing here is a requirement. If you have a better decomposition, take it — but be able to say what problem your version solves that this one does not, because every structure below exists to prevent a specific failure, and those failures are named.</w:t>
+        <w:t xml:space="preserve"> be true without telling you where to start on a Monday morning. Nothing here is a requirement. If you have a better decomposition, take it, but be able to say what problem your version solves that this one does not, because every structure below exists to prevent a specific failure, and those failures are named.</w:t>
       </w:r>
     </w:p>
     <w:p>
@@ -1030,7 +1030,7 @@
                 <w:i w:val="false"/>
                 <w:iCs w:val="false"/>
               </w:rPr>
-              <w:t xml:space="preserve">The console renders and types. It holds no game rules — no objective evaluation, no budget arithmetic, no delay simulation. A player with dev-tools open must not be able to complete an objective.</w:t>
+              <w:t xml:space="preserve">The console renders and types. It holds no game rules, no objective evaluation, no budget arithmetic, no delay simulation. A player with dev-tools open must not be able to complete an objective.</w:t>
             </w:r>
           </w:p>
         </w:tc>
@@ -1104,7 +1104,7 @@
                 <w:i w:val="false"/>
                 <w:iCs w:val="false"/>
               </w:rPr>
-              <w:t xml:space="preserve">, the format is missing something — say so rather than special-casing.</w:t>
+              <w:t xml:space="preserve">, the format is missing something: say so rather than special-casing.</w:t>
             </w:r>
           </w:p>
         </w:tc>
@@ -3004,7 +3004,7 @@
           <w:i w:val="false"/>
           <w:iCs w:val="false"/>
         </w:rPr>
-        <w:t xml:space="preserve"> — non-empty, ≤ the probe's line limit. Reject locally.</w:t>
+        <w:t xml:space="preserve">: non-empty, ≤ the probe's line limit. Reject locally.</w:t>
       </w:r>
     </w:p>
     <w:p>
@@ -3032,7 +3032,7 @@
           <w:i w:val="false"/>
           <w:iCs w:val="false"/>
         </w:rPr>
-        <w:t xml:space="preserve"> — if </w:t>
+        <w:t xml:space="preserve">: if </w:t>
       </w:r>
       <w:r>
         <w:rPr>
@@ -3082,7 +3082,7 @@
           <w:i w:val="false"/>
           <w:iCs w:val="false"/>
         </w:rPr>
-        <w:t xml:space="preserve"> — if the resource is exhausted, refuse </w:t>
+        <w:t xml:space="preserve">: if the resource is exhausted, refuse </w:t>
       </w:r>
       <w:r>
         <w:rPr>
@@ -3517,7 +3517,7 @@
           <w:i w:val="false"/>
           <w:iCs w:val="false"/>
         </w:rPr>
-        <w:t xml:space="preserve">, not wall-clock and not when the player pressed Enter. Log wall-clock and replay reproduces a different session on a faster machine — and it will pass every test you write on your own laptop.</w:t>
+        <w:t xml:space="preserve">, not wall-clock and not when the player pressed Enter. Log wall-clock and replay reproduces a different session on a faster machine, and it will pass every test you write on your own laptop.</w:t>
       </w:r>
     </w:p>
     <w:p>
@@ -3576,9 +3576,9 @@
         </w:tblBorders>
       </w:tblPr>
       <w:tblGrid>
-        <w:gridCol w:w="1702"/>
-        <w:gridCol w:w="2553"/>
-        <w:gridCol w:w="5105"/>
+        <w:gridCol w:w="1721"/>
+        <w:gridCol w:w="2582"/>
+        <w:gridCol w:w="5057"/>
       </w:tblGrid>
       <w:tr>
         <w:trPr>
@@ -3586,7 +3586,7 @@
         </w:trPr>
         <w:tc>
           <w:tcPr>
-            <w:tcW w:type="dxa" w:w="1702"/>
+            <w:tcW w:type="dxa" w:w="1721"/>
             <w:shd w:fill="D9E2F3" w:val="clear"/>
             <w:tcMar>
               <w:top w:type="dxa" w:w="55"/>
@@ -3612,7 +3612,7 @@
         </w:tc>
         <w:tc>
           <w:tcPr>
-            <w:tcW w:type="dxa" w:w="2553"/>
+            <w:tcW w:type="dxa" w:w="2582"/>
             <w:shd w:fill="D9E2F3" w:val="clear"/>
             <w:tcMar>
               <w:top w:type="dxa" w:w="55"/>
@@ -3638,7 +3638,7 @@
         </w:tc>
         <w:tc>
           <w:tcPr>
-            <w:tcW w:type="dxa" w:w="5105"/>
+            <w:tcW w:type="dxa" w:w="5057"/>
             <w:shd w:fill="D9E2F3" w:val="clear"/>
             <w:tcMar>
               <w:top w:type="dxa" w:w="55"/>
@@ -3666,7 +3666,7 @@
       <w:tr>
         <w:tc>
           <w:tcPr>
-            <w:tcW w:type="dxa" w:w="1702"/>
+            <w:tcW w:type="dxa" w:w="1721"/>
             <w:tcMar>
               <w:top w:type="dxa" w:w="55"/>
               <w:left w:type="dxa" w:w="90"/>
@@ -3691,7 +3691,7 @@
         </w:tc>
         <w:tc>
           <w:tcPr>
-            <w:tcW w:type="dxa" w:w="2553"/>
+            <w:tcW w:type="dxa" w:w="2582"/>
             <w:tcMar>
               <w:top w:type="dxa" w:w="55"/>
               <w:left w:type="dxa" w:w="90"/>
@@ -3729,7 +3729,7 @@
         </w:tc>
         <w:tc>
           <w:tcPr>
-            <w:tcW w:type="dxa" w:w="5105"/>
+            <w:tcW w:type="dxa" w:w="5057"/>
             <w:tcMar>
               <w:top w:type="dxa" w:w="55"/>
               <w:left w:type="dxa" w:w="90"/>
@@ -3756,7 +3756,7 @@
       <w:tr>
         <w:tc>
           <w:tcPr>
-            <w:tcW w:type="dxa" w:w="1702"/>
+            <w:tcW w:type="dxa" w:w="1721"/>
             <w:tcMar>
               <w:top w:type="dxa" w:w="55"/>
               <w:left w:type="dxa" w:w="90"/>
@@ -3781,7 +3781,7 @@
         </w:tc>
         <w:tc>
           <w:tcPr>
-            <w:tcW w:type="dxa" w:w="2553"/>
+            <w:tcW w:type="dxa" w:w="2582"/>
             <w:tcMar>
               <w:top w:type="dxa" w:w="55"/>
               <w:left w:type="dxa" w:w="90"/>
@@ -3806,7 +3806,7 @@
         </w:tc>
         <w:tc>
           <w:tcPr>
-            <w:tcW w:type="dxa" w:w="5105"/>
+            <w:tcW w:type="dxa" w:w="5057"/>
             <w:tcMar>
               <w:top w:type="dxa" w:w="55"/>
               <w:left w:type="dxa" w:w="90"/>
@@ -3833,7 +3833,7 @@
       <w:tr>
         <w:tc>
           <w:tcPr>
-            <w:tcW w:type="dxa" w:w="1702"/>
+            <w:tcW w:type="dxa" w:w="1721"/>
             <w:tcMar>
               <w:top w:type="dxa" w:w="55"/>
               <w:left w:type="dxa" w:w="90"/>
@@ -3858,7 +3858,7 @@
         </w:tc>
         <w:tc>
           <w:tcPr>
-            <w:tcW w:type="dxa" w:w="2553"/>
+            <w:tcW w:type="dxa" w:w="2582"/>
             <w:tcMar>
               <w:top w:type="dxa" w:w="55"/>
               <w:left w:type="dxa" w:w="90"/>
@@ -3883,7 +3883,7 @@
         </w:tc>
         <w:tc>
           <w:tcPr>
-            <w:tcW w:type="dxa" w:w="5105"/>
+            <w:tcW w:type="dxa" w:w="5057"/>
             <w:tcMar>
               <w:top w:type="dxa" w:w="55"/>
               <w:left w:type="dxa" w:w="90"/>
@@ -3910,7 +3910,7 @@
       <w:tr>
         <w:tc>
           <w:tcPr>
-            <w:tcW w:type="dxa" w:w="1702"/>
+            <w:tcW w:type="dxa" w:w="1721"/>
             <w:tcMar>
               <w:top w:type="dxa" w:w="55"/>
               <w:left w:type="dxa" w:w="90"/>
@@ -3935,7 +3935,7 @@
         </w:tc>
         <w:tc>
           <w:tcPr>
-            <w:tcW w:type="dxa" w:w="2553"/>
+            <w:tcW w:type="dxa" w:w="2582"/>
             <w:tcMar>
               <w:top w:type="dxa" w:w="55"/>
               <w:left w:type="dxa" w:w="90"/>
@@ -3960,26 +3960,26 @@
         </w:tc>
         <w:tc>
           <w:tcPr>
-            <w:tcW w:type="dxa" w:w="5105"/>
-            <w:tcMar>
-              <w:top w:type="dxa" w:w="55"/>
-              <w:left w:type="dxa" w:w="90"/>
-              <w:bottom w:type="dxa" w:w="55"/>
-              <w:right w:type="dxa" w:w="90"/>
-            </w:tcMar>
-          </w:tcPr>
-          <w:p>
-            <w:pPr>
-              <w:spacing w:after="0" w:line="240"/>
-            </w:pPr>
-            <w:r>
-              <w:rPr>
-                <w:b w:val="false"/>
-                <w:bCs w:val="false"/>
-                <w:i w:val="false"/>
-                <w:iCs w:val="false"/>
-              </w:rPr>
-              <w:t xml:space="preserve">Derived from the log — do not persist separately</w:t>
+            <w:tcW w:type="dxa" w:w="5057"/>
+            <w:tcMar>
+              <w:top w:type="dxa" w:w="55"/>
+              <w:left w:type="dxa" w:w="90"/>
+              <w:bottom w:type="dxa" w:w="55"/>
+              <w:right w:type="dxa" w:w="90"/>
+            </w:tcMar>
+          </w:tcPr>
+          <w:p>
+            <w:pPr>
+              <w:spacing w:after="0" w:line="240"/>
+            </w:pPr>
+            <w:r>
+              <w:rPr>
+                <w:b w:val="false"/>
+                <w:bCs w:val="false"/>
+                <w:i w:val="false"/>
+                <w:iCs w:val="false"/>
+              </w:rPr>
+              <w:t xml:space="preserve">Derived from the log: do not persist separately</w:t>
             </w:r>
           </w:p>
         </w:tc>
@@ -3987,7 +3987,7 @@
       <w:tr>
         <w:tc>
           <w:tcPr>
-            <w:tcW w:type="dxa" w:w="1702"/>
+            <w:tcW w:type="dxa" w:w="1721"/>
             <w:tcMar>
               <w:top w:type="dxa" w:w="55"/>
               <w:left w:type="dxa" w:w="90"/>
@@ -4012,7 +4012,7 @@
         </w:tc>
         <w:tc>
           <w:tcPr>
-            <w:tcW w:type="dxa" w:w="2553"/>
+            <w:tcW w:type="dxa" w:w="2582"/>
             <w:tcMar>
               <w:top w:type="dxa" w:w="55"/>
               <w:left w:type="dxa" w:w="90"/>
@@ -4037,7 +4037,7 @@
         </w:tc>
         <w:tc>
           <w:tcPr>
-            <w:tcW w:type="dxa" w:w="5105"/>
+            <w:tcW w:type="dxa" w:w="5057"/>
             <w:tcMar>
               <w:top w:type="dxa" w:w="55"/>
               <w:left w:type="dxa" w:w="90"/>
@@ -4064,7 +4064,7 @@
       <w:tr>
         <w:tc>
           <w:tcPr>
-            <w:tcW w:type="dxa" w:w="1702"/>
+            <w:tcW w:type="dxa" w:w="1721"/>
             <w:tcMar>
               <w:top w:type="dxa" w:w="55"/>
               <w:left w:type="dxa" w:w="90"/>
@@ -4089,7 +4089,7 @@
         </w:tc>
         <w:tc>
           <w:tcPr>
-            <w:tcW w:type="dxa" w:w="2553"/>
+            <w:tcW w:type="dxa" w:w="2582"/>
             <w:tcMar>
               <w:top w:type="dxa" w:w="55"/>
               <w:left w:type="dxa" w:w="90"/>
@@ -4114,7 +4114,7 @@
         </w:tc>
         <w:tc>
           <w:tcPr>
-            <w:tcW w:type="dxa" w:w="5105"/>
+            <w:tcW w:type="dxa" w:w="5057"/>
             <w:tcMar>
               <w:top w:type="dxa" w:w="55"/>
               <w:left w:type="dxa" w:w="90"/>
@@ -4202,7 +4202,7 @@
           <w:i w:val="false"/>
           <w:iCs w:val="false"/>
         </w:rPr>
-        <w:t xml:space="preserve">Diegetic — a mission-control console, not a quiz app. Panels:</w:t>
+        <w:t xml:space="preserve">Diegetic, a mission-control console, not a quiz app. Panels:</w:t>
       </w:r>
     </w:p>
     <w:tbl>
@@ -4347,7 +4347,7 @@
                 <w:i w:val="false"/>
                 <w:iCs w:val="false"/>
               </w:rPr>
-              <w:t xml:space="preserve"> hex as it arrives, scrolling. Decoding it is the game — do not decode it here.</w:t>
+              <w:t xml:space="preserve"> hex as it arrives, scrolling. Decoding it is the game, do not decode it here.</w:t>
             </w:r>
           </w:p>
         </w:tc>
@@ -4733,7 +4733,7 @@
           <w:sz w:val="18"/>
           <w:szCs w:val="18"/>
         </w:rPr>
-        <w:t xml:space="preserve">MISSION STATUS — Bandwidth                        rev 3</w:t>
+        <w:t xml:space="preserve">MISSION STATUS, Bandwidth                        rev 3</w:t>
       </w:r>
     </w:p>
     <w:p>
@@ -5008,8 +5008,8 @@
         </w:tblBorders>
       </w:tblPr>
       <w:tblGrid>
-        <w:gridCol w:w="1289"/>
-        <w:gridCol w:w="8071"/>
+        <w:gridCol w:w="1297"/>
+        <w:gridCol w:w="8063"/>
       </w:tblGrid>
       <w:tr>
         <w:trPr>
@@ -5017,7 +5017,7 @@
         </w:trPr>
         <w:tc>
           <w:tcPr>
-            <w:tcW w:type="dxa" w:w="1289"/>
+            <w:tcW w:type="dxa" w:w="1297"/>
             <w:shd w:fill="D9E2F3" w:val="clear"/>
             <w:tcMar>
               <w:top w:type="dxa" w:w="55"/>
@@ -5043,7 +5043,7 @@
         </w:tc>
         <w:tc>
           <w:tcPr>
-            <w:tcW w:type="dxa" w:w="8071"/>
+            <w:tcW w:type="dxa" w:w="8063"/>
             <w:shd w:fill="D9E2F3" w:val="clear"/>
             <w:tcMar>
               <w:top w:type="dxa" w:w="55"/>
@@ -5071,7 +5071,7 @@
       <w:tr>
         <w:tc>
           <w:tcPr>
-            <w:tcW w:type="dxa" w:w="1289"/>
+            <w:tcW w:type="dxa" w:w="1297"/>
             <w:tcMar>
               <w:top w:type="dxa" w:w="55"/>
               <w:left w:type="dxa" w:w="90"/>
@@ -5100,7 +5100,7 @@
         </w:tc>
         <w:tc>
           <w:tcPr>
-            <w:tcW w:type="dxa" w:w="8071"/>
+            <w:tcW w:type="dxa" w:w="8063"/>
             <w:tcMar>
               <w:top w:type="dxa" w:w="55"/>
               <w:left w:type="dxa" w:w="90"/>
@@ -5185,7 +5185,7 @@
                 <w:i w:val="false"/>
                 <w:iCs w:val="false"/>
               </w:rPr>
-              <w:t xml:space="preserve">, show the title greyed or hide the objective entirely — pick one and be consistent.</w:t>
+              <w:t xml:space="preserve">, show the title greyed or hide the objective entirely: pick one and be consistent.</w:t>
             </w:r>
           </w:p>
         </w:tc>
@@ -5193,7 +5193,7 @@
       <w:tr>
         <w:tc>
           <w:tcPr>
-            <w:tcW w:type="dxa" w:w="1289"/>
+            <w:tcW w:type="dxa" w:w="1297"/>
             <w:tcMar>
               <w:top w:type="dxa" w:w="55"/>
               <w:left w:type="dxa" w:w="90"/>
@@ -5222,7 +5222,7 @@
         </w:tc>
         <w:tc>
           <w:tcPr>
-            <w:tcW w:type="dxa" w:w="8071"/>
+            <w:tcW w:type="dxa" w:w="8063"/>
             <w:tcMar>
               <w:top w:type="dxa" w:w="55"/>
               <w:left w:type="dxa" w:w="90"/>
@@ -5285,7 +5285,7 @@
                 <w:i w:val="false"/>
                 <w:iCs w:val="false"/>
               </w:rPr>
-              <w:t xml:space="preserve"> — it leaks the next step.</w:t>
+              <w:t xml:space="preserve">; it leaks the next step.</w:t>
             </w:r>
           </w:p>
         </w:tc>
@@ -5293,7 +5293,7 @@
       <w:tr>
         <w:tc>
           <w:tcPr>
-            <w:tcW w:type="dxa" w:w="1289"/>
+            <w:tcW w:type="dxa" w:w="1297"/>
             <w:tcMar>
               <w:top w:type="dxa" w:w="55"/>
               <w:left w:type="dxa" w:w="90"/>
@@ -5322,7 +5322,7 @@
         </w:tc>
         <w:tc>
           <w:tcPr>
-            <w:tcW w:type="dxa" w:w="8071"/>
+            <w:tcW w:type="dxa" w:w="8063"/>
             <w:tcMar>
               <w:top w:type="dxa" w:w="55"/>
               <w:left w:type="dxa" w:w="90"/>
@@ -5393,7 +5393,7 @@
       <w:tr>
         <w:tc>
           <w:tcPr>
-            <w:tcW w:type="dxa" w:w="1289"/>
+            <w:tcW w:type="dxa" w:w="1297"/>
             <w:tcMar>
               <w:top w:type="dxa" w:w="55"/>
               <w:left w:type="dxa" w:w="90"/>
@@ -5422,7 +5422,7 @@
         </w:tc>
         <w:tc>
           <w:tcPr>
-            <w:tcW w:type="dxa" w:w="8071"/>
+            <w:tcW w:type="dxa" w:w="8063"/>
             <w:tcMar>
               <w:top w:type="dxa" w:w="55"/>
               <w:left w:type="dxa" w:w="90"/>
@@ -5485,7 +5485,7 @@
                 <w:i w:val="false"/>
                 <w:iCs w:val="false"/>
               </w:rPr>
-              <w:t xml:space="preserve"> frames. Cumulative — revealing hint 2 does not hide hint 1.</w:t>
+              <w:t xml:space="preserve"> frames. Cumulative, revealing hint 2 does not hide hint 1.</w:t>
             </w:r>
           </w:p>
         </w:tc>
@@ -5493,7 +5493,7 @@
       <w:tr>
         <w:tc>
           <w:tcPr>
-            <w:tcW w:type="dxa" w:w="1289"/>
+            <w:tcW w:type="dxa" w:w="1297"/>
             <w:tcMar>
               <w:top w:type="dxa" w:w="55"/>
               <w:left w:type="dxa" w:w="90"/>
@@ -5544,7 +5544,7 @@
         </w:tc>
         <w:tc>
           <w:tcPr>
-            <w:tcW w:type="dxa" w:w="8071"/>
+            <w:tcW w:type="dxa" w:w="8063"/>
             <w:tcMar>
               <w:top w:type="dxa" w:w="55"/>
               <w:left w:type="dxa" w:w="90"/>
@@ -6358,7 +6358,7 @@
           <w:i w:val="false"/>
           <w:iCs w:val="false"/>
         </w:rPr>
-        <w:t xml:space="preserve"> Earth turns, so each complex holds a deep-space target for roughly eight hours; rotating on that period gives a handover the player will actually notice across a long session. Using probe uptime rather than the host clock means a replayed session shows the same station sequence as the original, which is R25.9 and is the same determinism argument as everywhere else. The panel is display-only today, so a wall clock would not corrupt grading — but the moment someone adds pass windows that gate the uplink, it would, and by then the code is written.</w:t>
+        <w:t xml:space="preserve"> Earth turns, so each complex holds a deep-space target for roughly eight hours; rotating on that period gives a handover the player will actually notice across a long session. Using probe uptime rather than the host clock means a replayed session shows the same station sequence as the original, which is R25.9 and is the same determinism argument as everywhere else. The panel is display-only today, so a wall clock would not corrupt grading, but the moment someone adds pass windows that gate the uplink, it would, and by then the code is written.</w:t>
       </w:r>
     </w:p>
     <w:p>
@@ -6404,7 +6404,7 @@
           <w:i w:val="false"/>
           <w:iCs w:val="false"/>
         </w:rPr>
-        <w:t xml:space="preserve"> Real station pass windows — the probe reachable only when a complex has it in view, uplinks queuing until the next pass — are a genuinely good mechanic and are </w:t>
+        <w:t xml:space="preserve"> Real station pass windows (the probe reachable only when a complex has it in view, uplinks queuing until the next pass) are a genuinely good mechanic and are </w:t>
       </w:r>
       <w:r>
         <w:rPr>
@@ -6799,7 +6799,7 @@
                 <w:i w:val="false"/>
                 <w:iCs w:val="false"/>
               </w:rPr>
-              <w:t xml:space="preserve">Delete the log, or lose objective state — both are recovered by replay</w:t>
+              <w:t xml:space="preserve">Delete the log, or lose objective state: both are recovered by replay</w:t>
             </w:r>
           </w:p>
         </w:tc>
@@ -7030,7 +7030,7 @@
                 <w:i w:val="false"/>
                 <w:iCs w:val="false"/>
               </w:rPr>
-              <w:t xml:space="preserve">Leave a QEMU process holding a port — this is the one users will actually hit</w:t>
+              <w:t xml:space="preserve">Leave a QEMU process holding a port; this is the one users will actually hit</w:t>
             </w:r>
           </w:p>
         </w:tc>
@@ -7084,7 +7084,7 @@
           <w:i w:val="false"/>
           <w:iCs w:val="false"/>
         </w:rPr>
-        <w:t xml:space="preserve"> A probe launched as a child process and not reaped on exit holds its TCP ports, and the next start fails with an error that looks nothing like its cause. Make the supervisor own process lifetime from the beginning, kill on every exit path including exceptions, and verify with process inspection — which is why R26.6 is written to be checked that way.</w:t>
+        <w:t xml:space="preserve"> A probe launched as a child process and not reaped on exit holds its TCP ports, and the next start fails with an error that looks nothing like its cause. Make the supervisor own process lifetime from the beginning, kill on every exit path including exceptions, and verify with process inspection, which is why R26.6 is written to be checked that way.</w:t>
       </w:r>
     </w:p>
     <w:p>
@@ -7407,7 +7407,7 @@
           <w:sz w:val="18"/>
           <w:szCs w:val="18"/>
         </w:rPr>
-        <w:t xml:space="preserve">      log.jsonl                   the command log — the save file</w:t>
+        <w:t xml:space="preserve">      log.jsonl                   the command log, the save file</w:t>
       </w:r>
     </w:p>
     <w:p>
@@ -7485,7 +7485,7 @@
           <w:i w:val="false"/>
           <w:iCs w:val="false"/>
         </w:rPr>
-        <w:t xml:space="preserve"> is a cache of things derivable from replay, kept so the scenario list can show progress without replaying everything at startup — but replay is authoritative, and if the two disagree the log wins.</w:t>
+        <w:t xml:space="preserve"> is a cache of things derivable from replay, kept so the scenario list can show progress without replaying everything at startup, but replay is authoritative, and if the two disagree the log wins.</w:t>
       </w:r>
     </w:p>
     <w:p>
@@ -7637,7 +7637,7 @@
                 <w:i w:val="false"/>
                 <w:iCs w:val="false"/>
               </w:rPr>
-              <w:t xml:space="preserve">Restart from ROM, replay the log, tell the player. This is the same code path as resume — if it is not, one of them is untested.</w:t>
+              <w:t xml:space="preserve">Restart from ROM, replay the log, tell the player. This is the same code path as resume, if it is not, one of them is untested.</w:t>
             </w:r>
           </w:p>
         </w:tc>
@@ -7759,7 +7759,7 @@
                 <w:i w:val="false"/>
                 <w:iCs w:val="false"/>
               </w:rPr>
-              <w:t xml:space="preserve">Count it, show it in the ticker, skip evaluation for that frame. This is normal — it is a deep-space link.</w:t>
+              <w:t xml:space="preserve">Count it, show it in the ticker, skip evaluation for that frame. This is normal; it is a deep-space link.</w:t>
             </w:r>
           </w:p>
         </w:tc>
@@ -8007,7 +8007,7 @@
           <w:i w:val="false"/>
           <w:iCs w:val="false"/>
         </w:rPr>
-        <w:t xml:space="preserve"> — no emulator. Feed synthetic frames and a fake memory callable. Every predicate op, every combinator, the temporal ones especially. This is where the coverage requirement is met, and it runs in a second.</w:t>
+        <w:t xml:space="preserve">: no emulator. Feed synthetic frames and a fake memory callable. Every predicate op, every combinator, the temporal ones especially. This is where the coverage requirement is met, and it runs in a second.</w:t>
       </w:r>
     </w:p>
     <w:p>
@@ -8035,7 +8035,7 @@
           <w:i w:val="false"/>
           <w:iCs w:val="false"/>
         </w:rPr>
-        <w:t xml:space="preserve"> — the nine seeded-defect packages in </w:t>
+        <w:t xml:space="preserve">: the nine seeded-defect packages in </w:t>
       </w:r>
       <w:r>
         <w:rPr>
@@ -8085,7 +8085,7 @@
           <w:i w:val="false"/>
           <w:iCs w:val="false"/>
         </w:rPr>
-        <w:t xml:space="preserve"> — replay one log twice, assert identical objective states and identical </w:t>
+        <w:t xml:space="preserve">: replay one log twice, assert identical objective states and identical </w:t>
       </w:r>
       <w:r>
         <w:rPr>
@@ -8135,7 +8135,7 @@
           <w:i w:val="false"/>
           <w:iCs w:val="false"/>
         </w:rPr>
-        <w:t xml:space="preserve"> — </w:t>
+        <w:t xml:space="preserve">: </w:t>
       </w:r>
       <w:r>
         <w:rPr>
@@ -8472,7 +8472,7 @@
                 <w:i w:val="false"/>
                 <w:iCs w:val="false"/>
               </w:rPr>
-              <w:t xml:space="preserve"> over GDB — from a script, no UI</w:t>
+              <w:t xml:space="preserve"> over GDB: from a script, no UI</w:t>
             </w:r>
           </w:p>
         </w:tc>
@@ -9751,7 +9751,7 @@
           <w:sz w:val="19"/>
           <w:szCs w:val="19"/>
         </w:rPr>
-        <w:t xml:space="preserve">Version 1.0 — advisory. The normative documents are the Firmware Design Specification, the Scenario Package Format, and the Introspection API.</w:t>
+        <w:t xml:space="preserve">Version 1.0: advisory. The normative documents are the Firmware Design Specification, the Scenario Package Format, and the Introspection API.</w:t>
       </w:r>
     </w:p>
     <w:sectPr>
